--- a/documentacao/documentacao-projetoDriveCode.docx
+++ b/documentacao/documentacao-projetoDriveCode.docx
@@ -8,833 +8,839 @@
         <w:jc w:val="center"/>
         <w:rPr>
           <w:rFonts w:ascii="Arial Nova" w:hAnsi="Arial Nova" w:cs="Arial"/>
-          <w:lang w:val="en-US"/>
-        </w:rPr>
-      </w:pPr>
-      <w:r>
-        <w:rPr>
-          <w:rFonts w:ascii="Arial Nova" w:hAnsi="Arial Nova" w:cs="Arial"/>
-          <w:b/>
+        </w:rPr>
+      </w:pPr>
+      <w:r>
+        <w:rPr>
+          <w:rFonts w:ascii="Arial Nova" w:hAnsi="Arial Nova" w:cs="Arial"/>
+          <w:b/>
+          <w:sz w:val="28"/>
+          <w:szCs w:val="28"/>
+        </w:rPr>
+        <w:t>SÃO PAULO TECH SCHOOL</w:t>
+      </w:r>
+    </w:p>
+    <w:p>
+      <w:pPr>
+        <w:spacing w:after="0"/>
+        <w:jc w:val="center"/>
+        <w:rPr>
+          <w:rFonts w:ascii="Arial Nova" w:hAnsi="Arial Nova" w:cs="Arial"/>
+        </w:rPr>
+      </w:pPr>
+    </w:p>
+    <w:p>
+      <w:pPr>
+        <w:spacing w:after="0"/>
+        <w:jc w:val="center"/>
+        <w:rPr>
+          <w:rFonts w:ascii="Arial Nova" w:hAnsi="Arial Nova" w:cs="Arial"/>
+          <w:sz w:val="24"/>
+          <w:szCs w:val="24"/>
+        </w:rPr>
+      </w:pPr>
+    </w:p>
+    <w:p>
+      <w:pPr>
+        <w:spacing w:after="0"/>
+        <w:jc w:val="center"/>
+        <w:rPr>
+          <w:rFonts w:ascii="Arial Nova" w:hAnsi="Arial Nova" w:cs="Arial"/>
+          <w:sz w:val="24"/>
+          <w:szCs w:val="24"/>
+        </w:rPr>
+      </w:pPr>
+      <w:r>
+        <w:rPr>
+          <w:rFonts w:ascii="Arial Nova" w:hAnsi="Arial Nova" w:cs="Arial"/>
+          <w:sz w:val="24"/>
+          <w:szCs w:val="24"/>
+        </w:rPr>
+        <w:t>BRUNO RAFAEL SILVA GONÇALVES</w:t>
+      </w:r>
+    </w:p>
+    <w:p>
+      <w:pPr>
+        <w:spacing w:after="0"/>
+        <w:jc w:val="center"/>
+        <w:rPr>
+          <w:rFonts w:ascii="Arial Nova" w:hAnsi="Arial Nova" w:cs="Arial"/>
+          <w:sz w:val="24"/>
+          <w:szCs w:val="24"/>
+        </w:rPr>
+      </w:pPr>
+    </w:p>
+    <w:p>
+      <w:pPr>
+        <w:spacing w:after="0"/>
+        <w:jc w:val="center"/>
+        <w:rPr>
+          <w:rFonts w:ascii="Arial Nova" w:hAnsi="Arial Nova" w:cs="Arial"/>
+          <w:sz w:val="24"/>
+          <w:szCs w:val="24"/>
+        </w:rPr>
+      </w:pPr>
+    </w:p>
+    <w:p>
+      <w:pPr>
+        <w:spacing w:after="0"/>
+        <w:jc w:val="center"/>
+        <w:rPr>
+          <w:rFonts w:ascii="Arial Nova" w:hAnsi="Arial Nova" w:cs="Arial"/>
+          <w:sz w:val="24"/>
+          <w:szCs w:val="24"/>
+        </w:rPr>
+      </w:pPr>
+    </w:p>
+    <w:p>
+      <w:pPr>
+        <w:spacing w:after="0"/>
+        <w:jc w:val="center"/>
+        <w:rPr>
+          <w:rFonts w:ascii="Arial Nova" w:hAnsi="Arial Nova" w:cs="Arial"/>
+          <w:sz w:val="24"/>
+          <w:szCs w:val="24"/>
+        </w:rPr>
+      </w:pPr>
+    </w:p>
+    <w:p>
+      <w:pPr>
+        <w:spacing w:after="0"/>
+        <w:jc w:val="center"/>
+        <w:rPr>
+          <w:rFonts w:ascii="Arial Nova" w:hAnsi="Arial Nova" w:cs="Arial"/>
+          <w:sz w:val="24"/>
+          <w:szCs w:val="24"/>
+        </w:rPr>
+      </w:pPr>
+    </w:p>
+    <w:p>
+      <w:pPr>
+        <w:spacing w:after="0"/>
+        <w:jc w:val="center"/>
+        <w:rPr>
+          <w:rFonts w:ascii="Arial Nova" w:hAnsi="Arial Nova" w:cs="Arial"/>
+          <w:sz w:val="24"/>
+          <w:szCs w:val="24"/>
+        </w:rPr>
+      </w:pPr>
+    </w:p>
+    <w:p>
+      <w:pPr>
+        <w:spacing w:after="0"/>
+        <w:jc w:val="center"/>
+        <w:rPr>
+          <w:rFonts w:ascii="Arial Nova" w:hAnsi="Arial Nova" w:cs="Arial"/>
+          <w:sz w:val="24"/>
+          <w:szCs w:val="24"/>
+        </w:rPr>
+      </w:pPr>
+    </w:p>
+    <w:p>
+      <w:pPr>
+        <w:spacing w:after="0"/>
+        <w:jc w:val="center"/>
+        <w:rPr>
+          <w:rFonts w:ascii="Arial Nova" w:hAnsi="Arial Nova" w:cs="Arial"/>
+          <w:sz w:val="24"/>
+          <w:szCs w:val="24"/>
+        </w:rPr>
+      </w:pPr>
+    </w:p>
+    <w:p>
+      <w:pPr>
+        <w:spacing w:after="0"/>
+        <w:jc w:val="center"/>
+        <w:rPr>
+          <w:rFonts w:ascii="Arial Nova" w:hAnsi="Arial Nova" w:cs="Arial"/>
+          <w:sz w:val="24"/>
+          <w:szCs w:val="24"/>
+        </w:rPr>
+      </w:pPr>
+    </w:p>
+    <w:p>
+      <w:pPr>
+        <w:spacing w:after="0" w:line="240" w:lineRule="auto"/>
+        <w:jc w:val="center"/>
+        <w:rPr>
+          <w:rFonts w:ascii="Arial Nova" w:hAnsi="Arial Nova" w:cs="Arial"/>
+          <w:b/>
+          <w:sz w:val="28"/>
+          <w:szCs w:val="28"/>
+        </w:rPr>
+      </w:pPr>
+    </w:p>
+    <w:p>
+      <w:pPr>
+        <w:spacing w:after="0" w:line="240" w:lineRule="auto"/>
+        <w:jc w:val="center"/>
+        <w:rPr>
+          <w:rFonts w:ascii="Arial Nova" w:hAnsi="Arial Nova" w:cs="Arial"/>
+          <w:b/>
+          <w:sz w:val="28"/>
+          <w:szCs w:val="28"/>
+        </w:rPr>
+      </w:pPr>
+    </w:p>
+    <w:p>
+      <w:pPr>
+        <w:spacing w:after="0" w:line="240" w:lineRule="auto"/>
+        <w:jc w:val="center"/>
+        <w:rPr>
+          <w:rFonts w:ascii="Arial Nova" w:hAnsi="Arial Nova" w:cs="Arial"/>
+          <w:b/>
+          <w:sz w:val="28"/>
+          <w:szCs w:val="28"/>
+        </w:rPr>
+      </w:pPr>
+    </w:p>
+    <w:p>
+      <w:pPr>
+        <w:spacing w:after="0" w:line="240" w:lineRule="auto"/>
+        <w:jc w:val="center"/>
+        <w:rPr>
+          <w:rFonts w:ascii="Arial Nova" w:hAnsi="Arial Nova" w:cs="Arial"/>
+          <w:b/>
+          <w:sz w:val="28"/>
+          <w:szCs w:val="28"/>
+        </w:rPr>
+      </w:pPr>
+    </w:p>
+    <w:p>
+      <w:pPr>
+        <w:spacing w:after="0" w:line="240" w:lineRule="auto"/>
+        <w:jc w:val="center"/>
+        <w:rPr>
+          <w:rFonts w:ascii="Arial Nova" w:hAnsi="Arial Nova" w:cs="Arial"/>
+          <w:b/>
+          <w:sz w:val="28"/>
+          <w:szCs w:val="28"/>
+        </w:rPr>
+      </w:pPr>
+    </w:p>
+    <w:p>
+      <w:pPr>
+        <w:spacing w:after="0" w:line="240" w:lineRule="auto"/>
+        <w:jc w:val="center"/>
+        <w:rPr>
+          <w:rFonts w:ascii="Arial Nova" w:hAnsi="Arial Nova" w:cs="Arial"/>
+          <w:b/>
+          <w:sz w:val="28"/>
+          <w:szCs w:val="28"/>
+        </w:rPr>
+      </w:pPr>
+    </w:p>
+    <w:p>
+      <w:pPr>
+        <w:spacing w:after="0" w:line="240" w:lineRule="auto"/>
+        <w:jc w:val="center"/>
+        <w:rPr>
+          <w:rFonts w:ascii="Arial Nova" w:hAnsi="Arial Nova" w:cs="Arial"/>
+          <w:b/>
+          <w:sz w:val="28"/>
+          <w:szCs w:val="28"/>
+        </w:rPr>
+      </w:pPr>
+    </w:p>
+    <w:p>
+      <w:pPr>
+        <w:spacing w:after="0" w:line="240" w:lineRule="auto"/>
+        <w:jc w:val="center"/>
+        <w:rPr>
+          <w:rFonts w:ascii="Arial Nova" w:hAnsi="Arial Nova" w:cs="Arial"/>
+          <w:b/>
+          <w:sz w:val="28"/>
+          <w:szCs w:val="28"/>
+        </w:rPr>
+      </w:pPr>
+      <w:r>
+        <w:rPr>
+          <w:rFonts w:ascii="Arial Nova" w:hAnsi="Arial Nova" w:cs="Arial"/>
+          <w:b/>
+          <w:sz w:val="28"/>
+          <w:szCs w:val="28"/>
+        </w:rPr>
+        <w:t>Dr</w:t>
+      </w:r>
+      <w:r>
+        <w:rPr>
+          <w:rFonts w:ascii="Arial Nova" w:hAnsi="Arial Nova" w:cs="Arial"/>
+          <w:b/>
+          <w:sz w:val="28"/>
+          <w:szCs w:val="28"/>
+        </w:rPr>
+        <w:t>ive &lt;Code/&gt;</w:t>
+      </w:r>
+    </w:p>
+    <w:p>
+      <w:pPr>
+        <w:spacing w:after="0"/>
+        <w:jc w:val="center"/>
+        <w:rPr>
+          <w:rFonts w:ascii="Arial Nova" w:hAnsi="Arial Nova" w:cs="Arial"/>
+          <w:sz w:val="24"/>
+          <w:szCs w:val="24"/>
+        </w:rPr>
+      </w:pPr>
+      <w:r>
+        <w:rPr>
+          <w:rFonts w:ascii="Arial Nova" w:hAnsi="Arial Nova" w:cs="Arial"/>
+          <w:sz w:val="24"/>
+          <w:szCs w:val="24"/>
+        </w:rPr>
+        <w:t>Projeto individual - Desenvolvimento de um</w:t>
+      </w:r>
+    </w:p>
+    <w:p>
+      <w:pPr>
+        <w:spacing w:after="0"/>
+        <w:jc w:val="center"/>
+        <w:rPr>
+          <w:rFonts w:ascii="Arial Nova" w:hAnsi="Arial Nova" w:cs="Arial"/>
+          <w:sz w:val="24"/>
+          <w:szCs w:val="24"/>
+        </w:rPr>
+      </w:pPr>
+      <w:r>
+        <w:rPr>
+          <w:rFonts w:ascii="Arial Nova" w:hAnsi="Arial Nova" w:cs="Arial"/>
+          <w:sz w:val="24"/>
+          <w:szCs w:val="24"/>
+        </w:rPr>
+        <w:t xml:space="preserve">website </w:t>
+      </w:r>
+      <w:r>
+        <w:rPr>
+          <w:rFonts w:ascii="Arial Nova" w:hAnsi="Arial Nova" w:cs="Arial"/>
+          <w:sz w:val="24"/>
+          <w:szCs w:val="24"/>
+        </w:rPr>
+        <w:t>gameficado</w:t>
+      </w:r>
+    </w:p>
+    <w:p>
+      <w:pPr>
+        <w:spacing w:after="0"/>
+        <w:jc w:val="center"/>
+        <w:rPr>
+          <w:rFonts w:ascii="Arial Nova" w:hAnsi="Arial Nova" w:cs="Arial"/>
+          <w:sz w:val="24"/>
+          <w:szCs w:val="24"/>
+        </w:rPr>
+      </w:pPr>
+    </w:p>
+    <w:p>
+      <w:pPr>
+        <w:spacing w:after="0"/>
+        <w:jc w:val="center"/>
+        <w:rPr>
+          <w:rFonts w:ascii="Arial Nova" w:hAnsi="Arial Nova" w:cs="Arial"/>
+          <w:sz w:val="24"/>
+          <w:szCs w:val="24"/>
+        </w:rPr>
+      </w:pPr>
+    </w:p>
+    <w:p>
+      <w:pPr>
+        <w:spacing w:after="0"/>
+        <w:jc w:val="center"/>
+        <w:rPr>
+          <w:rFonts w:ascii="Arial Nova" w:hAnsi="Arial Nova" w:cs="Arial"/>
+          <w:sz w:val="24"/>
+          <w:szCs w:val="24"/>
+        </w:rPr>
+      </w:pPr>
+    </w:p>
+    <w:p>
+      <w:pPr>
+        <w:spacing w:after="0"/>
+        <w:jc w:val="center"/>
+        <w:rPr>
+          <w:rFonts w:ascii="Arial Nova" w:hAnsi="Arial Nova" w:cs="Arial"/>
+          <w:sz w:val="24"/>
+          <w:szCs w:val="24"/>
+        </w:rPr>
+      </w:pPr>
+    </w:p>
+    <w:p>
+      <w:pPr>
+        <w:spacing w:after="0"/>
+        <w:jc w:val="center"/>
+        <w:rPr>
+          <w:rFonts w:ascii="Arial Nova" w:hAnsi="Arial Nova" w:cs="Arial"/>
+          <w:sz w:val="24"/>
+          <w:szCs w:val="24"/>
+        </w:rPr>
+      </w:pPr>
+    </w:p>
+    <w:p>
+      <w:pPr>
+        <w:spacing w:after="0"/>
+        <w:jc w:val="center"/>
+        <w:rPr>
+          <w:rFonts w:ascii="Arial Nova" w:hAnsi="Arial Nova" w:cs="Arial"/>
+          <w:sz w:val="24"/>
+          <w:szCs w:val="24"/>
+        </w:rPr>
+      </w:pPr>
+    </w:p>
+    <w:p>
+      <w:pPr>
+        <w:spacing w:after="0"/>
+        <w:jc w:val="center"/>
+        <w:rPr>
+          <w:rFonts w:ascii="Arial Nova" w:hAnsi="Arial Nova" w:cs="Arial"/>
+          <w:sz w:val="24"/>
+          <w:szCs w:val="24"/>
+        </w:rPr>
+      </w:pPr>
+    </w:p>
+    <w:p>
+      <w:pPr>
+        <w:spacing w:after="0"/>
+        <w:jc w:val="center"/>
+        <w:rPr>
+          <w:rFonts w:ascii="Arial Nova" w:hAnsi="Arial Nova" w:cs="Arial"/>
+          <w:sz w:val="24"/>
+          <w:szCs w:val="24"/>
+        </w:rPr>
+      </w:pPr>
+    </w:p>
+    <w:p>
+      <w:pPr>
+        <w:spacing w:after="0"/>
+        <w:jc w:val="center"/>
+        <w:rPr>
+          <w:rFonts w:ascii="Arial Nova" w:hAnsi="Arial Nova" w:cs="Arial"/>
+          <w:sz w:val="24"/>
+          <w:szCs w:val="24"/>
+        </w:rPr>
+      </w:pPr>
+    </w:p>
+    <w:p>
+      <w:pPr>
+        <w:spacing w:after="0"/>
+        <w:jc w:val="center"/>
+        <w:rPr>
+          <w:rFonts w:ascii="Arial Nova" w:hAnsi="Arial Nova" w:cs="Arial"/>
+          <w:sz w:val="24"/>
+          <w:szCs w:val="24"/>
+        </w:rPr>
+      </w:pPr>
+    </w:p>
+    <w:p>
+      <w:pPr>
+        <w:spacing w:after="0" w:line="240" w:lineRule="auto"/>
+        <w:jc w:val="center"/>
+        <w:rPr>
+          <w:rFonts w:ascii="Arial Nova" w:hAnsi="Arial Nova" w:cs="Arial"/>
+          <w:sz w:val="24"/>
+          <w:szCs w:val="24"/>
+        </w:rPr>
+      </w:pPr>
+    </w:p>
+    <w:p>
+      <w:pPr>
+        <w:spacing w:after="0" w:line="240" w:lineRule="auto"/>
+        <w:jc w:val="center"/>
+        <w:rPr>
+          <w:rFonts w:ascii="Arial Nova" w:hAnsi="Arial Nova" w:cs="Arial"/>
+          <w:sz w:val="24"/>
+          <w:szCs w:val="24"/>
+        </w:rPr>
+      </w:pPr>
+    </w:p>
+    <w:p>
+      <w:pPr>
+        <w:spacing w:after="0" w:line="240" w:lineRule="auto"/>
+        <w:jc w:val="center"/>
+        <w:rPr>
+          <w:rFonts w:ascii="Arial Nova" w:hAnsi="Arial Nova" w:cs="Arial"/>
+          <w:sz w:val="24"/>
+          <w:szCs w:val="24"/>
+        </w:rPr>
+      </w:pPr>
+    </w:p>
+    <w:p>
+      <w:pPr>
+        <w:spacing w:after="0" w:line="240" w:lineRule="auto"/>
+        <w:jc w:val="center"/>
+        <w:rPr>
+          <w:rFonts w:ascii="Arial Nova" w:hAnsi="Arial Nova" w:cs="Arial"/>
+          <w:sz w:val="24"/>
+          <w:szCs w:val="24"/>
+        </w:rPr>
+      </w:pPr>
+    </w:p>
+    <w:p>
+      <w:pPr>
+        <w:spacing w:after="0" w:line="240" w:lineRule="auto"/>
+        <w:jc w:val="center"/>
+        <w:rPr>
+          <w:rFonts w:ascii="Arial Nova" w:hAnsi="Arial Nova" w:cs="Arial"/>
+          <w:sz w:val="24"/>
+          <w:szCs w:val="24"/>
+        </w:rPr>
+      </w:pPr>
+    </w:p>
+    <w:p>
+      <w:pPr>
+        <w:spacing w:after="0" w:line="240" w:lineRule="auto"/>
+        <w:jc w:val="center"/>
+        <w:rPr>
+          <w:rFonts w:ascii="Arial Nova" w:hAnsi="Arial Nova" w:cs="Arial"/>
+          <w:sz w:val="24"/>
+          <w:szCs w:val="24"/>
+        </w:rPr>
+      </w:pPr>
+    </w:p>
+    <w:p>
+      <w:pPr>
+        <w:spacing w:after="0" w:line="240" w:lineRule="auto"/>
+        <w:jc w:val="center"/>
+        <w:rPr>
+          <w:rFonts w:ascii="Arial Nova" w:hAnsi="Arial Nova" w:cs="Arial"/>
+          <w:sz w:val="24"/>
+          <w:szCs w:val="24"/>
+        </w:rPr>
+      </w:pPr>
+    </w:p>
+    <w:p>
+      <w:pPr>
+        <w:spacing w:after="0" w:line="240" w:lineRule="auto"/>
+        <w:rPr>
+          <w:rFonts w:ascii="Arial Nova" w:hAnsi="Arial Nova" w:cs="Arial"/>
+          <w:sz w:val="24"/>
+          <w:szCs w:val="24"/>
+        </w:rPr>
+      </w:pPr>
+    </w:p>
+    <w:p>
+      <w:pPr>
+        <w:spacing w:after="0" w:line="240" w:lineRule="auto"/>
+        <w:jc w:val="center"/>
+        <w:rPr>
+          <w:rFonts w:ascii="Arial Nova" w:hAnsi="Arial Nova" w:cs="Arial"/>
+          <w:sz w:val="24"/>
+          <w:szCs w:val="24"/>
+        </w:rPr>
+      </w:pPr>
+      <w:r>
+        <w:rPr>
+          <w:rFonts w:ascii="Arial Nova" w:hAnsi="Arial Nova" w:cs="Arial"/>
+          <w:sz w:val="24"/>
+          <w:szCs w:val="24"/>
+        </w:rPr>
+        <w:t>São Paulo</w:t>
+      </w:r>
+    </w:p>
+    <w:p>
+      <w:pPr>
+        <w:spacing w:after="0" w:line="240" w:lineRule="auto"/>
+        <w:jc w:val="center"/>
+        <w:rPr>
+          <w:rFonts w:ascii="Arial Nova" w:hAnsi="Arial Nova" w:cs="Arial"/>
+          <w:sz w:val="24"/>
+          <w:szCs w:val="24"/>
+        </w:rPr>
+      </w:pPr>
+      <w:r>
+        <w:rPr>
+          <w:rFonts w:ascii="Arial Nova" w:hAnsi="Arial Nova" w:cs="Arial"/>
+          <w:sz w:val="24"/>
+          <w:szCs w:val="24"/>
+        </w:rPr>
+        <w:t>2026</w:t>
+      </w:r>
+    </w:p>
+    <w:p>
+      <w:pPr>
+        <w:spacing w:line="360" w:lineRule="auto"/>
+        <w:jc w:val="center"/>
+        <w:rPr>
+          <w:rFonts w:ascii="Arial Nova" w:hAnsi="Arial Nova"/>
+          <w:b/>
+          <w:bCs/>
+          <w:sz w:val="28"/>
+          <w:szCs w:val="28"/>
+        </w:rPr>
+      </w:pPr>
+      <w:r>
+        <w:rPr>
+          <w:rFonts w:ascii="Arial Nova" w:hAnsi="Arial Nova"/>
+          <w:b/>
+          <w:bCs/>
+          <w:sz w:val="28"/>
+          <w:szCs w:val="28"/>
+        </w:rPr>
+        <w:lastRenderedPageBreak/>
+        <w:t>RESUMO</w:t>
+      </w:r>
+    </w:p>
+    <w:p>
+      <w:pPr>
+        <w:spacing w:line="360" w:lineRule="auto"/>
+        <w:rPr>
+          <w:rFonts w:ascii="Arial Nova" w:hAnsi="Arial Nova"/>
+          <w:sz w:val="24"/>
+          <w:szCs w:val="24"/>
+        </w:rPr>
+      </w:pPr>
+      <w:r>
+        <w:rPr>
+          <w:rFonts w:ascii="Arial Nova" w:hAnsi="Arial Nova"/>
+          <w:sz w:val="24"/>
+          <w:szCs w:val="24"/>
+        </w:rPr>
+        <w:t>O Drive &amp; Code é uma plataforma gamificada que une programação e cultura automotiva de uma forma mais interativa e divertida. A ideia do projeto surgiu justamente da junção de duas áreas que sempre fizeram parte do meu interesse: carros e tecnologia. Ao invés de criar apenas um sistema comum de quiz ou aprendizado, o objetivo foi transformar isso em uma experiência</w:t>
+      </w:r>
+      <w:r>
+        <w:rPr>
+          <w:rFonts w:ascii="Arial Nova" w:hAnsi="Arial Nova"/>
+          <w:sz w:val="24"/>
+          <w:szCs w:val="24"/>
+        </w:rPr>
+        <w:t xml:space="preserve"> real</w:t>
+      </w:r>
+      <w:r>
+        <w:rPr>
+          <w:rFonts w:ascii="Arial Nova" w:hAnsi="Arial Nova"/>
+          <w:sz w:val="24"/>
+          <w:szCs w:val="24"/>
+        </w:rPr>
+        <w:t xml:space="preserve">, onde o usuário evolui dentro da plataforma conforme participa dos </w:t>
+      </w:r>
+      <w:r>
+        <w:rPr>
+          <w:rFonts w:ascii="Arial Nova" w:hAnsi="Arial Nova"/>
+          <w:sz w:val="24"/>
+          <w:szCs w:val="24"/>
+        </w:rPr>
+        <w:t>games</w:t>
+      </w:r>
+      <w:r>
+        <w:rPr>
+          <w:rFonts w:ascii="Arial Nova" w:hAnsi="Arial Nova"/>
+          <w:sz w:val="24"/>
+          <w:szCs w:val="24"/>
+        </w:rPr>
+        <w:t>.</w:t>
+      </w:r>
+    </w:p>
+    <w:p>
+      <w:pPr>
+        <w:spacing w:line="360" w:lineRule="auto"/>
+        <w:rPr>
+          <w:rFonts w:ascii="Arial Nova" w:hAnsi="Arial Nova"/>
+          <w:sz w:val="24"/>
+          <w:szCs w:val="24"/>
+        </w:rPr>
+      </w:pPr>
+      <w:r>
+        <w:rPr>
+          <w:rFonts w:ascii="Arial Nova" w:hAnsi="Arial Nova"/>
+          <w:sz w:val="24"/>
+          <w:szCs w:val="24"/>
+        </w:rPr>
+        <w:t xml:space="preserve">O sistema funciona através de uma mecânica de XP e níveis, onde cada usuário possui seu próprio carro virtual, podendo acompanhar sua evolução conforme joga e responde quizzes relacionados à programação e </w:t>
+      </w:r>
+      <w:r>
+        <w:rPr>
+          <w:rFonts w:ascii="Arial Nova" w:hAnsi="Arial Nova"/>
+          <w:sz w:val="24"/>
+          <w:szCs w:val="24"/>
+        </w:rPr>
+        <w:t>carros</w:t>
+      </w:r>
+      <w:r>
+        <w:rPr>
+          <w:rFonts w:ascii="Arial Nova" w:hAnsi="Arial Nova"/>
+          <w:sz w:val="24"/>
+          <w:szCs w:val="24"/>
+        </w:rPr>
+        <w:t>. Além disso, o projeto conta com ranking de jogadores, histórico de experiência adquirida e uma dashboard com indicadores e gráficos para tornar a experiência</w:t>
+      </w:r>
+      <w:r>
+        <w:rPr>
+          <w:rFonts w:ascii="Arial Nova" w:hAnsi="Arial Nova"/>
+          <w:sz w:val="24"/>
+          <w:szCs w:val="24"/>
+        </w:rPr>
+        <w:t xml:space="preserve"> ainda</w:t>
+      </w:r>
+      <w:r>
+        <w:rPr>
+          <w:rFonts w:ascii="Arial Nova" w:hAnsi="Arial Nova"/>
+          <w:sz w:val="24"/>
+          <w:szCs w:val="24"/>
+        </w:rPr>
+        <w:t xml:space="preserve"> mais dinâmic</w:t>
+      </w:r>
+      <w:r>
+        <w:rPr>
+          <w:rFonts w:ascii="Arial Nova" w:hAnsi="Arial Nova"/>
+          <w:sz w:val="24"/>
+          <w:szCs w:val="24"/>
+        </w:rPr>
+        <w:t>a</w:t>
+      </w:r>
+      <w:r>
+        <w:rPr>
+          <w:rFonts w:ascii="Arial Nova" w:hAnsi="Arial Nova"/>
+          <w:sz w:val="24"/>
+          <w:szCs w:val="24"/>
+        </w:rPr>
+        <w:t>.</w:t>
+      </w:r>
+    </w:p>
+    <w:p>
+      <w:pPr>
+        <w:spacing w:line="360" w:lineRule="auto"/>
+        <w:rPr>
+          <w:rFonts w:ascii="Arial Nova" w:hAnsi="Arial Nova"/>
+          <w:sz w:val="24"/>
+          <w:szCs w:val="24"/>
+        </w:rPr>
+      </w:pPr>
+      <w:r>
+        <w:rPr>
+          <w:rFonts w:ascii="Arial Nova" w:hAnsi="Arial Nova"/>
+          <w:sz w:val="24"/>
+          <w:szCs w:val="24"/>
+        </w:rPr>
+        <w:t xml:space="preserve">No desenvolvimento do projeto foram utilizadas tecnologias web como HTML, CSS, JavaScript, Node.js e MySQL, seguindo uma arquitetura </w:t>
+      </w:r>
+      <w:r>
+        <w:rPr>
+          <w:rFonts w:ascii="Arial Nova" w:hAnsi="Arial Nova"/>
+          <w:sz w:val="24"/>
+          <w:szCs w:val="24"/>
+        </w:rPr>
+        <w:t xml:space="preserve">cliente-servidor. </w:t>
+      </w:r>
+    </w:p>
+    <w:p>
+      <w:pPr>
+        <w:spacing w:line="360" w:lineRule="auto"/>
+        <w:rPr>
+          <w:rFonts w:ascii="Arial Nova" w:hAnsi="Arial Nova"/>
+          <w:b/>
+          <w:bCs/>
+          <w:sz w:val="28"/>
+          <w:szCs w:val="28"/>
+        </w:rPr>
+      </w:pPr>
+    </w:p>
+    <w:p>
+      <w:pPr>
+        <w:spacing w:line="360" w:lineRule="auto"/>
+        <w:rPr>
+          <w:rFonts w:ascii="Arial Nova" w:hAnsi="Arial Nova"/>
+          <w:b/>
+          <w:bCs/>
+          <w:sz w:val="28"/>
+          <w:szCs w:val="28"/>
+        </w:rPr>
+      </w:pPr>
+    </w:p>
+    <w:p>
+      <w:pPr>
+        <w:spacing w:line="360" w:lineRule="auto"/>
+        <w:rPr>
+          <w:rFonts w:ascii="Arial Nova" w:hAnsi="Arial Nova"/>
+          <w:b/>
+          <w:bCs/>
+          <w:sz w:val="28"/>
+          <w:szCs w:val="28"/>
+        </w:rPr>
+      </w:pPr>
+    </w:p>
+    <w:p>
+      <w:pPr>
+        <w:spacing w:line="360" w:lineRule="auto"/>
+        <w:rPr>
+          <w:rFonts w:ascii="Arial Nova" w:hAnsi="Arial Nova"/>
+          <w:b/>
+          <w:bCs/>
+          <w:sz w:val="28"/>
+          <w:szCs w:val="28"/>
+        </w:rPr>
+      </w:pPr>
+    </w:p>
+    <w:p>
+      <w:pPr>
+        <w:spacing w:line="360" w:lineRule="auto"/>
+        <w:rPr>
+          <w:rFonts w:ascii="Arial Nova" w:hAnsi="Arial Nova"/>
+          <w:b/>
+          <w:bCs/>
+          <w:sz w:val="28"/>
+          <w:szCs w:val="28"/>
+        </w:rPr>
+      </w:pPr>
+    </w:p>
+    <w:p>
+      <w:pPr>
+        <w:spacing w:line="360" w:lineRule="auto"/>
+        <w:rPr>
+          <w:rFonts w:ascii="Arial Nova" w:hAnsi="Arial Nova"/>
+          <w:b/>
+          <w:bCs/>
+          <w:sz w:val="28"/>
+          <w:szCs w:val="28"/>
+        </w:rPr>
+      </w:pPr>
+    </w:p>
+    <w:p>
+      <w:pPr>
+        <w:spacing w:line="360" w:lineRule="auto"/>
+        <w:rPr>
+          <w:rFonts w:ascii="Arial Nova" w:hAnsi="Arial Nova"/>
+          <w:b/>
+          <w:bCs/>
+          <w:sz w:val="28"/>
+          <w:szCs w:val="28"/>
+        </w:rPr>
+      </w:pPr>
+    </w:p>
+    <w:p>
+      <w:pPr>
+        <w:spacing w:line="360" w:lineRule="auto"/>
+        <w:rPr>
+          <w:rFonts w:ascii="Arial Nova" w:hAnsi="Arial Nova"/>
+          <w:b/>
+          <w:bCs/>
+          <w:sz w:val="28"/>
+          <w:szCs w:val="28"/>
+        </w:rPr>
+      </w:pPr>
+    </w:p>
+    <w:p>
+      <w:pPr>
+        <w:spacing w:line="360" w:lineRule="auto"/>
+        <w:rPr>
+          <w:rFonts w:ascii="Arial Nova" w:hAnsi="Arial Nova"/>
+          <w:b/>
+          <w:bCs/>
+          <w:sz w:val="28"/>
+          <w:szCs w:val="28"/>
+        </w:rPr>
+      </w:pPr>
+    </w:p>
+    <w:p>
+      <w:pPr>
+        <w:spacing w:line="360" w:lineRule="auto"/>
+        <w:jc w:val="center"/>
+        <w:rPr>
+          <w:rFonts w:ascii="Arial Nova" w:hAnsi="Arial Nova"/>
+          <w:b/>
+          <w:bCs/>
           <w:sz w:val="28"/>
           <w:szCs w:val="28"/>
           <w:lang w:val="en-US"/>
         </w:rPr>
-        <w:t>SÃO PAULO TECH SCHOOL</w:t>
-      </w:r>
-    </w:p>
-    <w:p>
-      <w:pPr>
-        <w:spacing w:after="0"/>
-        <w:jc w:val="center"/>
-        <w:rPr>
-          <w:rFonts w:ascii="Arial Nova" w:hAnsi="Arial Nova" w:cs="Arial"/>
-          <w:lang w:val="en-US"/>
-        </w:rPr>
-      </w:pPr>
-    </w:p>
-    <w:p>
-      <w:pPr>
-        <w:spacing w:after="0"/>
-        <w:jc w:val="center"/>
-        <w:rPr>
-          <w:rFonts w:ascii="Arial Nova" w:hAnsi="Arial Nova" w:cs="Arial"/>
-          <w:sz w:val="24"/>
-          <w:szCs w:val="24"/>
-          <w:lang w:val="en-US"/>
-        </w:rPr>
-      </w:pPr>
-    </w:p>
-    <w:p>
-      <w:pPr>
-        <w:spacing w:after="0"/>
-        <w:jc w:val="center"/>
-        <w:rPr>
-          <w:rFonts w:ascii="Arial Nova" w:hAnsi="Arial Nova" w:cs="Arial"/>
-          <w:sz w:val="24"/>
-          <w:szCs w:val="24"/>
-        </w:rPr>
-      </w:pPr>
-      <w:r>
-        <w:rPr>
-          <w:rFonts w:ascii="Arial Nova" w:hAnsi="Arial Nova" w:cs="Arial"/>
-          <w:sz w:val="24"/>
-          <w:szCs w:val="24"/>
-        </w:rPr>
-        <w:t>BRUNO RAFAEL SILVA GONÇALVES</w:t>
-      </w:r>
-    </w:p>
-    <w:p>
-      <w:pPr>
-        <w:spacing w:after="0"/>
-        <w:jc w:val="center"/>
-        <w:rPr>
-          <w:rFonts w:ascii="Arial Nova" w:hAnsi="Arial Nova" w:cs="Arial"/>
-          <w:sz w:val="24"/>
-          <w:szCs w:val="24"/>
-        </w:rPr>
-      </w:pPr>
-    </w:p>
-    <w:p>
-      <w:pPr>
-        <w:spacing w:after="0"/>
-        <w:jc w:val="center"/>
-        <w:rPr>
-          <w:rFonts w:ascii="Arial Nova" w:hAnsi="Arial Nova" w:cs="Arial"/>
-          <w:sz w:val="24"/>
-          <w:szCs w:val="24"/>
-        </w:rPr>
-      </w:pPr>
-    </w:p>
-    <w:p>
-      <w:pPr>
-        <w:spacing w:after="0"/>
-        <w:jc w:val="center"/>
-        <w:rPr>
-          <w:rFonts w:ascii="Arial Nova" w:hAnsi="Arial Nova" w:cs="Arial"/>
-          <w:sz w:val="24"/>
-          <w:szCs w:val="24"/>
-        </w:rPr>
-      </w:pPr>
-    </w:p>
-    <w:p>
-      <w:pPr>
-        <w:spacing w:after="0"/>
-        <w:jc w:val="center"/>
-        <w:rPr>
-          <w:rFonts w:ascii="Arial Nova" w:hAnsi="Arial Nova" w:cs="Arial"/>
-          <w:sz w:val="24"/>
-          <w:szCs w:val="24"/>
-        </w:rPr>
-      </w:pPr>
-    </w:p>
-    <w:p>
-      <w:pPr>
-        <w:spacing w:after="0"/>
-        <w:jc w:val="center"/>
-        <w:rPr>
-          <w:rFonts w:ascii="Arial Nova" w:hAnsi="Arial Nova" w:cs="Arial"/>
-          <w:sz w:val="24"/>
-          <w:szCs w:val="24"/>
-        </w:rPr>
-      </w:pPr>
-    </w:p>
-    <w:p>
-      <w:pPr>
-        <w:spacing w:after="0"/>
-        <w:jc w:val="center"/>
-        <w:rPr>
-          <w:rFonts w:ascii="Arial Nova" w:hAnsi="Arial Nova" w:cs="Arial"/>
-          <w:sz w:val="24"/>
-          <w:szCs w:val="24"/>
-        </w:rPr>
-      </w:pPr>
-    </w:p>
-    <w:p>
-      <w:pPr>
-        <w:spacing w:after="0"/>
-        <w:jc w:val="center"/>
-        <w:rPr>
-          <w:rFonts w:ascii="Arial Nova" w:hAnsi="Arial Nova" w:cs="Arial"/>
-          <w:sz w:val="24"/>
-          <w:szCs w:val="24"/>
-        </w:rPr>
-      </w:pPr>
-    </w:p>
-    <w:p>
-      <w:pPr>
-        <w:spacing w:after="0"/>
-        <w:jc w:val="center"/>
-        <w:rPr>
-          <w:rFonts w:ascii="Arial Nova" w:hAnsi="Arial Nova" w:cs="Arial"/>
-          <w:sz w:val="24"/>
-          <w:szCs w:val="24"/>
-        </w:rPr>
-      </w:pPr>
-    </w:p>
-    <w:p>
-      <w:pPr>
-        <w:spacing w:after="0"/>
-        <w:jc w:val="center"/>
-        <w:rPr>
-          <w:rFonts w:ascii="Arial Nova" w:hAnsi="Arial Nova" w:cs="Arial"/>
-          <w:sz w:val="24"/>
-          <w:szCs w:val="24"/>
-        </w:rPr>
-      </w:pPr>
-    </w:p>
-    <w:p>
-      <w:pPr>
-        <w:spacing w:after="0" w:line="240" w:lineRule="auto"/>
-        <w:jc w:val="center"/>
-        <w:rPr>
-          <w:rFonts w:ascii="Arial Nova" w:hAnsi="Arial Nova" w:cs="Arial"/>
-          <w:b/>
-          <w:sz w:val="28"/>
-          <w:szCs w:val="28"/>
-        </w:rPr>
-      </w:pPr>
-    </w:p>
-    <w:p>
-      <w:pPr>
-        <w:spacing w:after="0" w:line="240" w:lineRule="auto"/>
-        <w:jc w:val="center"/>
-        <w:rPr>
-          <w:rFonts w:ascii="Arial Nova" w:hAnsi="Arial Nova" w:cs="Arial"/>
-          <w:b/>
-          <w:sz w:val="28"/>
-          <w:szCs w:val="28"/>
-        </w:rPr>
-      </w:pPr>
-    </w:p>
-    <w:p>
-      <w:pPr>
-        <w:spacing w:after="0" w:line="240" w:lineRule="auto"/>
-        <w:jc w:val="center"/>
-        <w:rPr>
-          <w:rFonts w:ascii="Arial Nova" w:hAnsi="Arial Nova" w:cs="Arial"/>
-          <w:b/>
-          <w:sz w:val="28"/>
-          <w:szCs w:val="28"/>
-        </w:rPr>
-      </w:pPr>
-    </w:p>
-    <w:p>
-      <w:pPr>
-        <w:spacing w:after="0" w:line="240" w:lineRule="auto"/>
-        <w:jc w:val="center"/>
-        <w:rPr>
-          <w:rFonts w:ascii="Arial Nova" w:hAnsi="Arial Nova" w:cs="Arial"/>
-          <w:b/>
-          <w:sz w:val="28"/>
-          <w:szCs w:val="28"/>
-        </w:rPr>
-      </w:pPr>
-    </w:p>
-    <w:p>
-      <w:pPr>
-        <w:spacing w:after="0" w:line="240" w:lineRule="auto"/>
-        <w:jc w:val="center"/>
-        <w:rPr>
-          <w:rFonts w:ascii="Arial Nova" w:hAnsi="Arial Nova" w:cs="Arial"/>
-          <w:b/>
-          <w:sz w:val="28"/>
-          <w:szCs w:val="28"/>
-        </w:rPr>
-      </w:pPr>
-    </w:p>
-    <w:p>
-      <w:pPr>
-        <w:spacing w:after="0" w:line="240" w:lineRule="auto"/>
-        <w:jc w:val="center"/>
-        <w:rPr>
-          <w:rFonts w:ascii="Arial Nova" w:hAnsi="Arial Nova" w:cs="Arial"/>
-          <w:b/>
-          <w:sz w:val="28"/>
-          <w:szCs w:val="28"/>
-        </w:rPr>
-      </w:pPr>
-    </w:p>
-    <w:p>
-      <w:pPr>
-        <w:spacing w:after="0" w:line="240" w:lineRule="auto"/>
-        <w:jc w:val="center"/>
-        <w:rPr>
-          <w:rFonts w:ascii="Arial Nova" w:hAnsi="Arial Nova" w:cs="Arial"/>
-          <w:b/>
-          <w:sz w:val="28"/>
-          <w:szCs w:val="28"/>
-        </w:rPr>
-      </w:pPr>
-    </w:p>
-    <w:p>
-      <w:pPr>
-        <w:spacing w:after="0" w:line="240" w:lineRule="auto"/>
-        <w:jc w:val="center"/>
-        <w:rPr>
-          <w:rFonts w:ascii="Arial Nova" w:hAnsi="Arial Nova" w:cs="Arial"/>
-          <w:b/>
-          <w:sz w:val="28"/>
-          <w:szCs w:val="28"/>
-        </w:rPr>
-      </w:pPr>
-      <w:r>
-        <w:rPr>
-          <w:rFonts w:ascii="Arial Nova" w:hAnsi="Arial Nova" w:cs="Arial"/>
-          <w:b/>
-          <w:sz w:val="28"/>
-          <w:szCs w:val="28"/>
-        </w:rPr>
-        <w:t>Dr</w:t>
-      </w:r>
-      <w:r>
-        <w:rPr>
-          <w:rFonts w:ascii="Arial Nova" w:hAnsi="Arial Nova" w:cs="Arial"/>
-          <w:b/>
-          <w:sz w:val="28"/>
-          <w:szCs w:val="28"/>
-        </w:rPr>
-        <w:t>ive &lt;Code/&gt;</w:t>
-      </w:r>
-    </w:p>
-    <w:p>
-      <w:pPr>
-        <w:spacing w:after="0"/>
-        <w:jc w:val="center"/>
-        <w:rPr>
-          <w:rFonts w:ascii="Arial Nova" w:hAnsi="Arial Nova" w:cs="Arial"/>
-          <w:sz w:val="24"/>
-          <w:szCs w:val="24"/>
-        </w:rPr>
-      </w:pPr>
-      <w:r>
-        <w:rPr>
-          <w:rFonts w:ascii="Arial Nova" w:hAnsi="Arial Nova" w:cs="Arial"/>
-          <w:sz w:val="24"/>
-          <w:szCs w:val="24"/>
-        </w:rPr>
-        <w:t>Projeto individual - Desenvolvimento de um</w:t>
-      </w:r>
-    </w:p>
-    <w:p>
-      <w:pPr>
-        <w:spacing w:after="0"/>
-        <w:jc w:val="center"/>
-        <w:rPr>
-          <w:rFonts w:ascii="Arial Nova" w:hAnsi="Arial Nova" w:cs="Arial"/>
-          <w:sz w:val="24"/>
-          <w:szCs w:val="24"/>
-        </w:rPr>
-      </w:pPr>
-      <w:r>
-        <w:rPr>
-          <w:rFonts w:ascii="Arial Nova" w:hAnsi="Arial Nova" w:cs="Arial"/>
-          <w:sz w:val="24"/>
-          <w:szCs w:val="24"/>
-        </w:rPr>
-        <w:t xml:space="preserve">website </w:t>
-      </w:r>
-      <w:r>
-        <w:rPr>
-          <w:rFonts w:ascii="Arial Nova" w:hAnsi="Arial Nova" w:cs="Arial"/>
-          <w:sz w:val="24"/>
-          <w:szCs w:val="24"/>
-        </w:rPr>
-        <w:t>gameficado</w:t>
-      </w:r>
-    </w:p>
-    <w:p>
-      <w:pPr>
-        <w:spacing w:after="0"/>
-        <w:jc w:val="center"/>
-        <w:rPr>
-          <w:rFonts w:ascii="Arial Nova" w:hAnsi="Arial Nova" w:cs="Arial"/>
-          <w:sz w:val="24"/>
-          <w:szCs w:val="24"/>
-        </w:rPr>
-      </w:pPr>
-    </w:p>
-    <w:p>
-      <w:pPr>
-        <w:spacing w:after="0"/>
-        <w:jc w:val="center"/>
-        <w:rPr>
-          <w:rFonts w:ascii="Arial Nova" w:hAnsi="Arial Nova" w:cs="Arial"/>
-          <w:sz w:val="24"/>
-          <w:szCs w:val="24"/>
-        </w:rPr>
-      </w:pPr>
-    </w:p>
-    <w:p>
-      <w:pPr>
-        <w:spacing w:after="0"/>
-        <w:jc w:val="center"/>
-        <w:rPr>
-          <w:rFonts w:ascii="Arial Nova" w:hAnsi="Arial Nova" w:cs="Arial"/>
-          <w:sz w:val="24"/>
-          <w:szCs w:val="24"/>
-        </w:rPr>
-      </w:pPr>
-    </w:p>
-    <w:p>
-      <w:pPr>
-        <w:spacing w:after="0"/>
-        <w:jc w:val="center"/>
-        <w:rPr>
-          <w:rFonts w:ascii="Arial Nova" w:hAnsi="Arial Nova" w:cs="Arial"/>
-          <w:sz w:val="24"/>
-          <w:szCs w:val="24"/>
-        </w:rPr>
-      </w:pPr>
-    </w:p>
-    <w:p>
-      <w:pPr>
-        <w:spacing w:after="0"/>
-        <w:jc w:val="center"/>
-        <w:rPr>
-          <w:rFonts w:ascii="Arial Nova" w:hAnsi="Arial Nova" w:cs="Arial"/>
-          <w:sz w:val="24"/>
-          <w:szCs w:val="24"/>
-        </w:rPr>
-      </w:pPr>
-    </w:p>
-    <w:p>
-      <w:pPr>
-        <w:spacing w:after="0"/>
-        <w:jc w:val="center"/>
-        <w:rPr>
-          <w:rFonts w:ascii="Arial Nova" w:hAnsi="Arial Nova" w:cs="Arial"/>
-          <w:sz w:val="24"/>
-          <w:szCs w:val="24"/>
-        </w:rPr>
-      </w:pPr>
-    </w:p>
-    <w:p>
-      <w:pPr>
-        <w:spacing w:after="0"/>
-        <w:jc w:val="center"/>
-        <w:rPr>
-          <w:rFonts w:ascii="Arial Nova" w:hAnsi="Arial Nova" w:cs="Arial"/>
-          <w:sz w:val="24"/>
-          <w:szCs w:val="24"/>
-        </w:rPr>
-      </w:pPr>
-    </w:p>
-    <w:p>
-      <w:pPr>
-        <w:spacing w:after="0"/>
-        <w:jc w:val="center"/>
-        <w:rPr>
-          <w:rFonts w:ascii="Arial Nova" w:hAnsi="Arial Nova" w:cs="Arial"/>
-          <w:sz w:val="24"/>
-          <w:szCs w:val="24"/>
-        </w:rPr>
-      </w:pPr>
-    </w:p>
-    <w:p>
-      <w:pPr>
-        <w:spacing w:after="0"/>
-        <w:jc w:val="center"/>
-        <w:rPr>
-          <w:rFonts w:ascii="Arial Nova" w:hAnsi="Arial Nova" w:cs="Arial"/>
-          <w:sz w:val="24"/>
-          <w:szCs w:val="24"/>
-        </w:rPr>
-      </w:pPr>
-    </w:p>
-    <w:p>
-      <w:pPr>
-        <w:spacing w:after="0"/>
-        <w:jc w:val="center"/>
-        <w:rPr>
-          <w:rFonts w:ascii="Arial Nova" w:hAnsi="Arial Nova" w:cs="Arial"/>
-          <w:sz w:val="24"/>
-          <w:szCs w:val="24"/>
-        </w:rPr>
-      </w:pPr>
-    </w:p>
-    <w:p>
-      <w:pPr>
-        <w:spacing w:after="0" w:line="240" w:lineRule="auto"/>
-        <w:jc w:val="center"/>
-        <w:rPr>
-          <w:rFonts w:ascii="Arial Nova" w:hAnsi="Arial Nova" w:cs="Arial"/>
-          <w:sz w:val="24"/>
-          <w:szCs w:val="24"/>
-        </w:rPr>
-      </w:pPr>
-    </w:p>
-    <w:p>
-      <w:pPr>
-        <w:spacing w:after="0" w:line="240" w:lineRule="auto"/>
-        <w:jc w:val="center"/>
-        <w:rPr>
-          <w:rFonts w:ascii="Arial Nova" w:hAnsi="Arial Nova" w:cs="Arial"/>
-          <w:sz w:val="24"/>
-          <w:szCs w:val="24"/>
-        </w:rPr>
-      </w:pPr>
-    </w:p>
-    <w:p>
-      <w:pPr>
-        <w:spacing w:after="0" w:line="240" w:lineRule="auto"/>
-        <w:jc w:val="center"/>
-        <w:rPr>
-          <w:rFonts w:ascii="Arial Nova" w:hAnsi="Arial Nova" w:cs="Arial"/>
-          <w:sz w:val="24"/>
-          <w:szCs w:val="24"/>
-        </w:rPr>
-      </w:pPr>
-    </w:p>
-    <w:p>
-      <w:pPr>
-        <w:spacing w:after="0" w:line="240" w:lineRule="auto"/>
-        <w:jc w:val="center"/>
-        <w:rPr>
-          <w:rFonts w:ascii="Arial Nova" w:hAnsi="Arial Nova" w:cs="Arial"/>
-          <w:sz w:val="24"/>
-          <w:szCs w:val="24"/>
-        </w:rPr>
-      </w:pPr>
-    </w:p>
-    <w:p>
-      <w:pPr>
-        <w:spacing w:after="0" w:line="240" w:lineRule="auto"/>
-        <w:jc w:val="center"/>
-        <w:rPr>
-          <w:rFonts w:ascii="Arial Nova" w:hAnsi="Arial Nova" w:cs="Arial"/>
-          <w:sz w:val="24"/>
-          <w:szCs w:val="24"/>
-        </w:rPr>
-      </w:pPr>
-    </w:p>
-    <w:p>
-      <w:pPr>
-        <w:spacing w:after="0" w:line="240" w:lineRule="auto"/>
-        <w:jc w:val="center"/>
-        <w:rPr>
-          <w:rFonts w:ascii="Arial Nova" w:hAnsi="Arial Nova" w:cs="Arial"/>
-          <w:sz w:val="24"/>
-          <w:szCs w:val="24"/>
-        </w:rPr>
-      </w:pPr>
-    </w:p>
-    <w:p>
-      <w:pPr>
-        <w:spacing w:after="0" w:line="240" w:lineRule="auto"/>
-        <w:jc w:val="center"/>
-        <w:rPr>
-          <w:rFonts w:ascii="Arial Nova" w:hAnsi="Arial Nova" w:cs="Arial"/>
-          <w:sz w:val="24"/>
-          <w:szCs w:val="24"/>
-        </w:rPr>
-      </w:pPr>
-    </w:p>
-    <w:p>
-      <w:pPr>
-        <w:spacing w:after="0" w:line="240" w:lineRule="auto"/>
-        <w:rPr>
-          <w:rFonts w:ascii="Arial Nova" w:hAnsi="Arial Nova" w:cs="Arial"/>
-          <w:sz w:val="24"/>
-          <w:szCs w:val="24"/>
-        </w:rPr>
-      </w:pPr>
-    </w:p>
-    <w:p>
-      <w:pPr>
-        <w:spacing w:after="0" w:line="240" w:lineRule="auto"/>
-        <w:jc w:val="center"/>
-        <w:rPr>
-          <w:rFonts w:ascii="Arial Nova" w:hAnsi="Arial Nova" w:cs="Arial"/>
-          <w:sz w:val="24"/>
-          <w:szCs w:val="24"/>
-        </w:rPr>
-      </w:pPr>
-      <w:r>
-        <w:rPr>
-          <w:rFonts w:ascii="Arial Nova" w:hAnsi="Arial Nova" w:cs="Arial"/>
-          <w:sz w:val="24"/>
-          <w:szCs w:val="24"/>
-        </w:rPr>
-        <w:t>São Paulo</w:t>
-      </w:r>
-    </w:p>
-    <w:p>
-      <w:pPr>
-        <w:spacing w:after="0" w:line="240" w:lineRule="auto"/>
-        <w:jc w:val="center"/>
-        <w:rPr>
-          <w:rFonts w:ascii="Arial Nova" w:hAnsi="Arial Nova" w:cs="Arial"/>
-          <w:sz w:val="24"/>
-          <w:szCs w:val="24"/>
-        </w:rPr>
-      </w:pPr>
-      <w:r>
-        <w:rPr>
-          <w:rFonts w:ascii="Arial Nova" w:hAnsi="Arial Nova" w:cs="Arial"/>
-          <w:sz w:val="24"/>
-          <w:szCs w:val="24"/>
-        </w:rPr>
-        <w:t>2026</w:t>
-      </w:r>
-    </w:p>
-    <w:p>
-      <w:pPr>
-        <w:spacing w:line="360" w:lineRule="auto"/>
-        <w:jc w:val="center"/>
-        <w:rPr>
-          <w:rFonts w:ascii="Arial Nova" w:hAnsi="Arial Nova"/>
-          <w:b/>
-          <w:bCs/>
-          <w:sz w:val="28"/>
-          <w:szCs w:val="28"/>
-        </w:rPr>
-      </w:pPr>
-      <w:r>
-        <w:rPr>
-          <w:rFonts w:ascii="Arial Nova" w:hAnsi="Arial Nova"/>
-          <w:b/>
-          <w:bCs/>
-          <w:sz w:val="28"/>
-          <w:szCs w:val="28"/>
-        </w:rPr>
-        <w:lastRenderedPageBreak/>
-        <w:t>RESUMO</w:t>
-      </w:r>
-    </w:p>
-    <w:p>
-      <w:pPr>
-        <w:spacing w:line="360" w:lineRule="auto"/>
-        <w:rPr>
-          <w:rFonts w:ascii="Arial Nova" w:hAnsi="Arial Nova"/>
-          <w:sz w:val="24"/>
-          <w:szCs w:val="24"/>
-        </w:rPr>
-      </w:pPr>
-      <w:r>
-        <w:rPr>
-          <w:rFonts w:ascii="Arial Nova" w:hAnsi="Arial Nova"/>
-          <w:sz w:val="24"/>
-          <w:szCs w:val="24"/>
-        </w:rPr>
-        <w:t>O Drive &amp; Code é uma plataforma gamificada que une programação e cultura automotiva de uma forma mais interativa e divertida. A ideia do projeto surgiu justamente da junção de duas áreas que sempre fizeram parte do meu interesse: carros e tecnologia. Ao invés de criar apenas um sistema comum de quiz ou aprendizado, o objetivo foi transformar isso em uma experiência</w:t>
-      </w:r>
-      <w:r>
-        <w:rPr>
-          <w:rFonts w:ascii="Arial Nova" w:hAnsi="Arial Nova"/>
-          <w:sz w:val="24"/>
-          <w:szCs w:val="24"/>
-        </w:rPr>
-        <w:t xml:space="preserve"> real</w:t>
-      </w:r>
-      <w:r>
-        <w:rPr>
-          <w:rFonts w:ascii="Arial Nova" w:hAnsi="Arial Nova"/>
-          <w:sz w:val="24"/>
-          <w:szCs w:val="24"/>
-        </w:rPr>
-        <w:t xml:space="preserve">, onde o usuário evolui dentro da plataforma conforme participa dos </w:t>
-      </w:r>
-      <w:r>
-        <w:rPr>
-          <w:rFonts w:ascii="Arial Nova" w:hAnsi="Arial Nova"/>
-          <w:sz w:val="24"/>
-          <w:szCs w:val="24"/>
-        </w:rPr>
-        <w:t>games</w:t>
-      </w:r>
-      <w:r>
-        <w:rPr>
-          <w:rFonts w:ascii="Arial Nova" w:hAnsi="Arial Nova"/>
-          <w:sz w:val="24"/>
-          <w:szCs w:val="24"/>
-        </w:rPr>
-        <w:t>.</w:t>
-      </w:r>
-    </w:p>
-    <w:p>
-      <w:pPr>
-        <w:spacing w:line="360" w:lineRule="auto"/>
-        <w:rPr>
-          <w:rFonts w:ascii="Arial Nova" w:hAnsi="Arial Nova"/>
-          <w:sz w:val="24"/>
-          <w:szCs w:val="24"/>
-        </w:rPr>
-      </w:pPr>
-      <w:r>
-        <w:rPr>
-          <w:rFonts w:ascii="Arial Nova" w:hAnsi="Arial Nova"/>
-          <w:sz w:val="24"/>
-          <w:szCs w:val="24"/>
-        </w:rPr>
-        <w:t xml:space="preserve">O sistema funciona através de uma mecânica de XP e níveis, onde cada usuário possui seu próprio carro virtual, podendo acompanhar sua evolução conforme joga e responde quizzes relacionados à programação e </w:t>
-      </w:r>
-      <w:r>
-        <w:rPr>
-          <w:rFonts w:ascii="Arial Nova" w:hAnsi="Arial Nova"/>
-          <w:sz w:val="24"/>
-          <w:szCs w:val="24"/>
-        </w:rPr>
-        <w:t>carros</w:t>
-      </w:r>
-      <w:r>
-        <w:rPr>
-          <w:rFonts w:ascii="Arial Nova" w:hAnsi="Arial Nova"/>
-          <w:sz w:val="24"/>
-          <w:szCs w:val="24"/>
-        </w:rPr>
-        <w:t>. Além disso, o projeto conta com ranking de jogadores, histórico de experiência adquirida e uma dashboard com indicadores e gráficos para tornar a experiência</w:t>
-      </w:r>
-      <w:r>
-        <w:rPr>
-          <w:rFonts w:ascii="Arial Nova" w:hAnsi="Arial Nova"/>
-          <w:sz w:val="24"/>
-          <w:szCs w:val="24"/>
-        </w:rPr>
-        <w:t xml:space="preserve"> ainda</w:t>
-      </w:r>
-      <w:r>
-        <w:rPr>
-          <w:rFonts w:ascii="Arial Nova" w:hAnsi="Arial Nova"/>
-          <w:sz w:val="24"/>
-          <w:szCs w:val="24"/>
-        </w:rPr>
-        <w:t xml:space="preserve"> mais dinâmic</w:t>
-      </w:r>
-      <w:r>
-        <w:rPr>
-          <w:rFonts w:ascii="Arial Nova" w:hAnsi="Arial Nova"/>
-          <w:sz w:val="24"/>
-          <w:szCs w:val="24"/>
-        </w:rPr>
-        <w:t>a</w:t>
-      </w:r>
-      <w:r>
-        <w:rPr>
-          <w:rFonts w:ascii="Arial Nova" w:hAnsi="Arial Nova"/>
-          <w:sz w:val="24"/>
-          <w:szCs w:val="24"/>
-        </w:rPr>
-        <w:t>.</w:t>
-      </w:r>
-    </w:p>
-    <w:p>
-      <w:pPr>
-        <w:spacing w:line="360" w:lineRule="auto"/>
-        <w:rPr>
-          <w:rFonts w:ascii="Arial Nova" w:hAnsi="Arial Nova"/>
-          <w:sz w:val="24"/>
-          <w:szCs w:val="24"/>
-        </w:rPr>
-      </w:pPr>
-      <w:r>
-        <w:rPr>
-          <w:rFonts w:ascii="Arial Nova" w:hAnsi="Arial Nova"/>
-          <w:sz w:val="24"/>
-          <w:szCs w:val="24"/>
-        </w:rPr>
-        <w:t xml:space="preserve">No desenvolvimento do projeto foram utilizadas tecnologias web como HTML, CSS, JavaScript, Node.js e MySQL, seguindo uma arquitetura </w:t>
-      </w:r>
-      <w:r>
-        <w:rPr>
-          <w:rFonts w:ascii="Arial Nova" w:hAnsi="Arial Nova"/>
-          <w:sz w:val="24"/>
-          <w:szCs w:val="24"/>
-        </w:rPr>
-        <w:t xml:space="preserve">cliente-servidor. </w:t>
-      </w:r>
-    </w:p>
-    <w:p>
-      <w:pPr>
-        <w:spacing w:line="360" w:lineRule="auto"/>
-        <w:rPr>
-          <w:rFonts w:ascii="Arial Nova" w:hAnsi="Arial Nova"/>
-          <w:b/>
-          <w:bCs/>
-          <w:sz w:val="28"/>
-          <w:szCs w:val="28"/>
-        </w:rPr>
-      </w:pPr>
-    </w:p>
-    <w:p>
-      <w:pPr>
-        <w:spacing w:line="360" w:lineRule="auto"/>
-        <w:rPr>
-          <w:rFonts w:ascii="Arial Nova" w:hAnsi="Arial Nova"/>
-          <w:b/>
-          <w:bCs/>
-          <w:sz w:val="28"/>
-          <w:szCs w:val="28"/>
-        </w:rPr>
-      </w:pPr>
-    </w:p>
-    <w:p>
-      <w:pPr>
-        <w:spacing w:line="360" w:lineRule="auto"/>
-        <w:rPr>
-          <w:rFonts w:ascii="Arial Nova" w:hAnsi="Arial Nova"/>
-          <w:b/>
-          <w:bCs/>
-          <w:sz w:val="28"/>
-          <w:szCs w:val="28"/>
-        </w:rPr>
-      </w:pPr>
-    </w:p>
-    <w:p>
-      <w:pPr>
-        <w:spacing w:line="360" w:lineRule="auto"/>
-        <w:rPr>
-          <w:rFonts w:ascii="Arial Nova" w:hAnsi="Arial Nova"/>
-          <w:b/>
-          <w:bCs/>
-          <w:sz w:val="28"/>
-          <w:szCs w:val="28"/>
-        </w:rPr>
-      </w:pPr>
-    </w:p>
-    <w:p>
-      <w:pPr>
-        <w:spacing w:line="360" w:lineRule="auto"/>
-        <w:rPr>
-          <w:rFonts w:ascii="Arial Nova" w:hAnsi="Arial Nova"/>
-          <w:b/>
-          <w:bCs/>
-          <w:sz w:val="28"/>
-          <w:szCs w:val="28"/>
-        </w:rPr>
-      </w:pPr>
-    </w:p>
-    <w:p>
-      <w:pPr>
-        <w:spacing w:line="360" w:lineRule="auto"/>
-        <w:rPr>
-          <w:rFonts w:ascii="Arial Nova" w:hAnsi="Arial Nova"/>
-          <w:b/>
-          <w:bCs/>
-          <w:sz w:val="28"/>
-          <w:szCs w:val="28"/>
-        </w:rPr>
-      </w:pPr>
-    </w:p>
-    <w:p>
-      <w:pPr>
-        <w:spacing w:line="360" w:lineRule="auto"/>
-        <w:rPr>
-          <w:rFonts w:ascii="Arial Nova" w:hAnsi="Arial Nova"/>
-          <w:b/>
-          <w:bCs/>
-          <w:sz w:val="28"/>
-          <w:szCs w:val="28"/>
-        </w:rPr>
-      </w:pPr>
-    </w:p>
-    <w:p>
-      <w:pPr>
-        <w:spacing w:line="360" w:lineRule="auto"/>
-        <w:rPr>
-          <w:rFonts w:ascii="Arial Nova" w:hAnsi="Arial Nova"/>
-          <w:b/>
-          <w:bCs/>
-          <w:sz w:val="28"/>
-          <w:szCs w:val="28"/>
-        </w:rPr>
-      </w:pPr>
-    </w:p>
-    <w:p>
-      <w:pPr>
-        <w:spacing w:line="360" w:lineRule="auto"/>
-        <w:rPr>
-          <w:rFonts w:ascii="Arial Nova" w:hAnsi="Arial Nova"/>
-          <w:b/>
-          <w:bCs/>
-          <w:sz w:val="28"/>
-          <w:szCs w:val="28"/>
-        </w:rPr>
-      </w:pPr>
-    </w:p>
-    <w:p>
-      <w:pPr>
-        <w:spacing w:line="360" w:lineRule="auto"/>
-        <w:jc w:val="center"/>
+      </w:pPr>
+      <w:r>
         <w:rPr>
           <w:rFonts w:ascii="Arial Nova" w:hAnsi="Arial Nova"/>
           <w:b/>
@@ -843,16 +849,6 @@
           <w:szCs w:val="28"/>
           <w:lang w:val="en-US"/>
         </w:rPr>
-      </w:pPr>
-      <w:r>
-        <w:rPr>
-          <w:rFonts w:ascii="Arial Nova" w:hAnsi="Arial Nova"/>
-          <w:b/>
-          <w:bCs/>
-          <w:sz w:val="28"/>
-          <w:szCs w:val="28"/>
-          <w:lang w:val="en-US"/>
-        </w:rPr>
         <w:lastRenderedPageBreak/>
         <w:t>ABSTRACT</w:t>
       </w:r>
@@ -1060,6 +1056,13 @@
     </w:p>
     <w:sdt>
       <w:sdtPr>
+        <w:rPr>
+          <w:rFonts w:ascii="Calibri" w:eastAsia="Calibri" w:hAnsi="Calibri" w:cs="Times New Roman"/>
+          <w:color w:val="auto"/>
+          <w:sz w:val="22"/>
+          <w:szCs w:val="22"/>
+          <w:lang w:eastAsia="en-US"/>
+        </w:rPr>
         <w:id w:val="-1251043633"/>
         <w:docPartObj>
           <w:docPartGallery w:val="Table of Contents"/>
@@ -1068,14 +1071,9 @@
       </w:sdtPr>
       <w:sdtEndPr>
         <w:rPr>
-          <w:rFonts w:ascii="Calibri" w:eastAsia="Calibri" w:hAnsi="Calibri" w:cs="Times New Roman"/>
           <w:b/>
           <w:bCs/>
           <w:noProof/>
-          <w:color w:val="auto"/>
-          <w:sz w:val="22"/>
-          <w:szCs w:val="22"/>
-          <w:lang w:eastAsia="en-US"/>
         </w:rPr>
       </w:sdtEndPr>
       <w:sdtContent>
@@ -3329,6 +3327,7 @@
     <w:p>
       <w:pPr>
         <w:spacing w:line="360" w:lineRule="auto"/>
+        <w:jc w:val="both"/>
         <w:rPr>
           <w:rFonts w:ascii="Arial Nova" w:hAnsi="Arial Nova" w:cs="Arial"/>
           <w:sz w:val="24"/>
@@ -3347,6 +3346,7 @@
     <w:p>
       <w:pPr>
         <w:spacing w:line="360" w:lineRule="auto"/>
+        <w:jc w:val="both"/>
         <w:rPr>
           <w:rFonts w:ascii="Arial Nova" w:hAnsi="Arial Nova" w:cs="Arial"/>
           <w:sz w:val="24"/>
@@ -3381,6 +3381,7 @@
     <w:p>
       <w:pPr>
         <w:spacing w:line="360" w:lineRule="auto"/>
+        <w:jc w:val="both"/>
         <w:rPr>
           <w:rFonts w:ascii="Arial Nova" w:hAnsi="Arial Nova" w:cs="Arial"/>
           <w:sz w:val="24"/>
@@ -3415,6 +3416,7 @@
     <w:p>
       <w:pPr>
         <w:spacing w:line="360" w:lineRule="auto"/>
+        <w:jc w:val="both"/>
         <w:rPr>
           <w:rFonts w:ascii="Arial Nova" w:hAnsi="Arial Nova" w:cs="Arial"/>
           <w:sz w:val="24"/>
@@ -3429,6 +3431,196 @@
         </w:rPr>
         <w:t>Por conta dessa conexão pessoal com carros e programação, surgiu a ideia de desenvolver o Drive &amp; Code, um projeto que representa justamente a junção dessas duas áreas. Além de trazer algo relacionado aos meus interesses, o projeto também busca mostrar como a programação está presente no universo automotivo através de tecnologias embarcadas, módulos eletrônicos e sistemas inteligentes presentes nos carros atuais.</w:t>
       </w:r>
+    </w:p>
+    <w:p>
+      <w:pPr>
+        <w:spacing w:line="360" w:lineRule="auto"/>
+        <w:rPr>
+          <w:rFonts w:ascii="Arial Nova" w:hAnsi="Arial Nova" w:cs="Arial"/>
+          <w:sz w:val="24"/>
+          <w:szCs w:val="24"/>
+        </w:rPr>
+      </w:pPr>
+    </w:p>
+    <w:p>
+      <w:pPr>
+        <w:spacing w:line="360" w:lineRule="auto"/>
+        <w:rPr>
+          <w:rFonts w:ascii="Arial Nova" w:hAnsi="Arial Nova" w:cs="Arial"/>
+          <w:sz w:val="24"/>
+          <w:szCs w:val="24"/>
+        </w:rPr>
+      </w:pPr>
+    </w:p>
+    <w:p>
+      <w:pPr>
+        <w:spacing w:line="360" w:lineRule="auto"/>
+        <w:jc w:val="both"/>
+        <w:rPr>
+          <w:rFonts w:ascii="Arial Nova" w:hAnsi="Arial Nova" w:cs="Arial"/>
+          <w:sz w:val="24"/>
+          <w:szCs w:val="24"/>
+        </w:rPr>
+      </w:pPr>
+      <w:r>
+        <w:rPr>
+          <w:rFonts w:ascii="Arial Nova" w:hAnsi="Arial Nova" w:cs="Arial"/>
+          <w:sz w:val="24"/>
+          <w:szCs w:val="24"/>
+        </w:rPr>
+        <w:lastRenderedPageBreak/>
+        <w:t>Além disso, o projeto está alinhado à ODS 9 (Indústria, Inovação e Infraestrutura), que incentiva o desenvolvimento tecnológico, a inovação e a modernização dos setores industriais. O setor automotivo é um dos principais exemplos dessa transformação, incorporando cada vez mais sistemas computacionais, automação e conectividade. Dessa forma, o Drive &amp; Code contribui para a disseminação do conhecimento sobre tecnologias que impulsionam a inovação na indústria automotiva e demonstra a importância da programação no desenvolvimento de soluções modernas e eficientes.</w:t>
+      </w:r>
+    </w:p>
+    <w:p>
+      <w:pPr>
+        <w:spacing w:line="360" w:lineRule="auto"/>
+        <w:rPr>
+          <w:rFonts w:ascii="Arial Nova" w:hAnsi="Arial Nova" w:cs="Arial"/>
+          <w:sz w:val="24"/>
+          <w:szCs w:val="24"/>
+        </w:rPr>
+      </w:pPr>
+    </w:p>
+    <w:p>
+      <w:pPr>
+        <w:spacing w:line="360" w:lineRule="auto"/>
+        <w:rPr>
+          <w:rFonts w:ascii="Arial Nova" w:hAnsi="Arial Nova" w:cs="Arial"/>
+          <w:sz w:val="24"/>
+          <w:szCs w:val="24"/>
+        </w:rPr>
+      </w:pPr>
+    </w:p>
+    <w:p>
+      <w:pPr>
+        <w:spacing w:line="360" w:lineRule="auto"/>
+        <w:rPr>
+          <w:rFonts w:ascii="Arial Nova" w:hAnsi="Arial Nova" w:cs="Arial"/>
+          <w:sz w:val="24"/>
+          <w:szCs w:val="24"/>
+        </w:rPr>
+      </w:pPr>
+    </w:p>
+    <w:p>
+      <w:pPr>
+        <w:spacing w:line="360" w:lineRule="auto"/>
+        <w:rPr>
+          <w:rFonts w:ascii="Arial Nova" w:hAnsi="Arial Nova" w:cs="Arial"/>
+          <w:sz w:val="24"/>
+          <w:szCs w:val="24"/>
+        </w:rPr>
+      </w:pPr>
+    </w:p>
+    <w:p>
+      <w:pPr>
+        <w:spacing w:line="360" w:lineRule="auto"/>
+        <w:rPr>
+          <w:rFonts w:ascii="Arial Nova" w:hAnsi="Arial Nova" w:cs="Arial"/>
+          <w:sz w:val="24"/>
+          <w:szCs w:val="24"/>
+        </w:rPr>
+      </w:pPr>
+    </w:p>
+    <w:p>
+      <w:pPr>
+        <w:spacing w:line="360" w:lineRule="auto"/>
+        <w:rPr>
+          <w:rFonts w:ascii="Arial Nova" w:hAnsi="Arial Nova" w:cs="Arial"/>
+          <w:sz w:val="24"/>
+          <w:szCs w:val="24"/>
+        </w:rPr>
+      </w:pPr>
+    </w:p>
+    <w:p>
+      <w:pPr>
+        <w:spacing w:line="360" w:lineRule="auto"/>
+        <w:rPr>
+          <w:rFonts w:ascii="Arial Nova" w:hAnsi="Arial Nova" w:cs="Arial"/>
+          <w:sz w:val="24"/>
+          <w:szCs w:val="24"/>
+        </w:rPr>
+      </w:pPr>
+    </w:p>
+    <w:p>
+      <w:pPr>
+        <w:spacing w:line="360" w:lineRule="auto"/>
+        <w:rPr>
+          <w:rFonts w:ascii="Arial Nova" w:hAnsi="Arial Nova" w:cs="Arial"/>
+          <w:sz w:val="24"/>
+          <w:szCs w:val="24"/>
+        </w:rPr>
+      </w:pPr>
+    </w:p>
+    <w:p>
+      <w:pPr>
+        <w:spacing w:line="360" w:lineRule="auto"/>
+        <w:rPr>
+          <w:rFonts w:ascii="Arial Nova" w:hAnsi="Arial Nova" w:cs="Arial"/>
+          <w:sz w:val="24"/>
+          <w:szCs w:val="24"/>
+        </w:rPr>
+      </w:pPr>
+    </w:p>
+    <w:p>
+      <w:pPr>
+        <w:spacing w:line="360" w:lineRule="auto"/>
+        <w:rPr>
+          <w:rFonts w:ascii="Arial Nova" w:hAnsi="Arial Nova" w:cs="Arial"/>
+          <w:sz w:val="24"/>
+          <w:szCs w:val="24"/>
+        </w:rPr>
+      </w:pPr>
+    </w:p>
+    <w:p>
+      <w:pPr>
+        <w:spacing w:line="360" w:lineRule="auto"/>
+        <w:rPr>
+          <w:rFonts w:ascii="Arial Nova" w:hAnsi="Arial Nova" w:cs="Arial"/>
+          <w:sz w:val="24"/>
+          <w:szCs w:val="24"/>
+        </w:rPr>
+      </w:pPr>
+    </w:p>
+    <w:p>
+      <w:pPr>
+        <w:spacing w:line="360" w:lineRule="auto"/>
+        <w:rPr>
+          <w:rFonts w:ascii="Arial Nova" w:hAnsi="Arial Nova" w:cs="Arial"/>
+          <w:sz w:val="24"/>
+          <w:szCs w:val="24"/>
+        </w:rPr>
+      </w:pPr>
+    </w:p>
+    <w:p>
+      <w:pPr>
+        <w:spacing w:line="360" w:lineRule="auto"/>
+        <w:rPr>
+          <w:rFonts w:ascii="Arial Nova" w:hAnsi="Arial Nova" w:cs="Arial"/>
+          <w:sz w:val="24"/>
+          <w:szCs w:val="24"/>
+        </w:rPr>
+      </w:pPr>
+    </w:p>
+    <w:p>
+      <w:pPr>
+        <w:spacing w:line="360" w:lineRule="auto"/>
+        <w:rPr>
+          <w:rFonts w:ascii="Arial Nova" w:hAnsi="Arial Nova" w:cs="Arial"/>
+          <w:sz w:val="24"/>
+          <w:szCs w:val="24"/>
+        </w:rPr>
+      </w:pPr>
+    </w:p>
+    <w:p>
+      <w:pPr>
+        <w:spacing w:line="360" w:lineRule="auto"/>
+        <w:rPr>
+          <w:rFonts w:ascii="Arial Nova" w:hAnsi="Arial Nova" w:cs="Arial"/>
+          <w:sz w:val="24"/>
+          <w:szCs w:val="24"/>
+        </w:rPr>
+      </w:pPr>
     </w:p>
     <w:p>
       <w:pPr>
@@ -3473,7 +3665,6 @@
           <w:sz w:val="28"/>
           <w:szCs w:val="28"/>
         </w:rPr>
-        <w:lastRenderedPageBreak/>
         <w:t>5</w:t>
       </w:r>
       <w:r>
@@ -3512,10 +3703,15 @@
       <w:bookmarkEnd w:id="8"/>
       <w:bookmarkEnd w:id="9"/>
     </w:p>
-    <w:p/>
-    <w:p>
-      <w:pPr>
-        <w:spacing w:line="360" w:lineRule="auto"/>
+    <w:p>
+      <w:pPr>
+        <w:jc w:val="both"/>
+      </w:pPr>
+    </w:p>
+    <w:p>
+      <w:pPr>
+        <w:spacing w:line="360" w:lineRule="auto"/>
+        <w:jc w:val="both"/>
         <w:rPr>
           <w:rFonts w:ascii="Arial Nova" w:hAnsi="Arial Nova" w:cs="Arial"/>
           <w:sz w:val="24"/>
@@ -3543,6 +3739,7 @@
       <w:r>
         <w:rPr>
           <w:rFonts w:ascii="Arial Nova" w:hAnsi="Arial Nova" w:cs="Arial"/>
+          <w:noProof/>
           <w:sz w:val="24"/>
           <w:szCs w:val="24"/>
         </w:rPr>
@@ -3634,7 +3831,6 @@
           <w:sz w:val="28"/>
           <w:szCs w:val="28"/>
         </w:rPr>
-        <w:lastRenderedPageBreak/>
         <w:t>6</w:t>
       </w:r>
       <w:r>
@@ -3693,6 +3889,7 @@
     </w:p>
     <w:p>
       <w:pPr>
+        <w:jc w:val="both"/>
         <w:rPr>
           <w:rFonts w:ascii="Arial Nova" w:hAnsi="Arial Nova"/>
           <w:sz w:val="24"/>
@@ -3711,6 +3908,7 @@
     </w:p>
     <w:p>
       <w:pPr>
+        <w:jc w:val="both"/>
         <w:rPr>
           <w:rFonts w:ascii="Arial Nova" w:hAnsi="Arial Nova"/>
           <w:sz w:val="24"/>
@@ -3778,6 +3976,7 @@
     <w:p>
       <w:pPr>
         <w:spacing w:line="360" w:lineRule="auto"/>
+        <w:jc w:val="both"/>
         <w:rPr>
           <w:rFonts w:ascii="Arial Nova" w:hAnsi="Arial Nova" w:cs="Arial"/>
           <w:sz w:val="24"/>
@@ -3812,6 +4011,7 @@
     <w:p>
       <w:pPr>
         <w:spacing w:line="360" w:lineRule="auto"/>
+        <w:jc w:val="both"/>
         <w:rPr>
           <w:rFonts w:ascii="Arial Nova" w:hAnsi="Arial Nova" w:cs="Arial"/>
           <w:sz w:val="24"/>
@@ -3830,6 +4030,7 @@
     <w:p>
       <w:pPr>
         <w:spacing w:line="360" w:lineRule="auto"/>
+        <w:jc w:val="both"/>
         <w:rPr>
           <w:rFonts w:ascii="Arial Nova" w:hAnsi="Arial Nova" w:cs="Arial"/>
           <w:sz w:val="24"/>
@@ -4684,6 +4885,7 @@
       <w:pPr>
         <w:spacing w:line="360" w:lineRule="auto"/>
         <w:ind w:left="1416"/>
+        <w:jc w:val="both"/>
         <w:rPr>
           <w:rFonts w:ascii="Arial Nova" w:hAnsi="Arial Nova" w:cs="Arial"/>
           <w:sz w:val="24"/>
@@ -4703,6 +4905,7 @@
       <w:pPr>
         <w:spacing w:line="360" w:lineRule="auto"/>
         <w:ind w:left="1416"/>
+        <w:jc w:val="both"/>
         <w:rPr>
           <w:rFonts w:ascii="Arial Nova" w:hAnsi="Arial Nova" w:cs="Arial"/>
           <w:sz w:val="24"/>
@@ -6363,6 +6566,7 @@
       <w:r>
         <w:rPr>
           <w:rFonts w:ascii="Arial Nova" w:hAnsi="Arial Nova" w:cs="Arial"/>
+          <w:noProof/>
           <w:sz w:val="24"/>
           <w:szCs w:val="24"/>
         </w:rPr>
@@ -6485,6 +6689,9 @@
       </w:pPr>
       <w:bookmarkStart w:id="40" w:name="_Toc230446114"/>
       <w:r>
+        <w:rPr>
+          <w:noProof/>
+        </w:rPr>
         <w:lastRenderedPageBreak/>
         <w:drawing>
           <wp:anchor distT="0" distB="0" distL="114300" distR="114300" simplePos="0" relativeHeight="251659264" behindDoc="0" locked="0" layoutInCell="1" allowOverlap="1" wp14:anchorId="38F08FF3" wp14:editId="36B6B6AA">
@@ -6656,6 +6863,7 @@
     <w:p>
       <w:pPr>
         <w:spacing w:line="360" w:lineRule="auto"/>
+        <w:jc w:val="both"/>
         <w:rPr>
           <w:rFonts w:ascii="Arial Nova" w:hAnsi="Arial Nova" w:cs="Arial"/>
           <w:sz w:val="24"/>
@@ -6674,6 +6882,7 @@
     <w:p>
       <w:pPr>
         <w:spacing w:line="360" w:lineRule="auto"/>
+        <w:jc w:val="both"/>
         <w:rPr>
           <w:rFonts w:ascii="Arial Nova" w:hAnsi="Arial Nova" w:cs="Arial"/>
           <w:sz w:val="24"/>
@@ -9431,6 +9640,7 @@
   <w:style w:type="character" w:default="1" w:styleId="DefaultParagraphFont">
     <w:name w:val="Default Paragraph Font"/>
     <w:uiPriority w:val="1"/>
+    <w:semiHidden/>
     <w:unhideWhenUsed/>
   </w:style>
   <w:style w:type="table" w:default="1" w:styleId="TableNormal">
